--- a/review_round_1/letter_editor.docx
+++ b/review_round_1/letter_editor.docx
@@ -350,7 +350,7 @@
           <w:i/>
           <w:sz w:val="20"/>
         </w:rPr>
-        <w:t xml:space="preserve">canonical streams under the identical protocol and reported in Table 3. This replaces the earlier</w:t>
+        <w:t xml:space="preserve">canonical streams under the identical protocol and reported in Tables 3 and 4 and in Figure 3. This replaces the earlier</w:t>
       </w:r>
       <w:r>
         <w:rPr>
@@ -1064,19 +1064,7 @@
         <w:t xml:space="preserve"> </w:t>
       </w:r>
       <w:r>
-        <w:t xml:space="preserve">On these three benchmarks the nearest-component and mixture scores are close, because the benchmarks lack</w:t>
-      </w:r>
-      <w:r>
-        <w:t xml:space="preserve"> </w:t>
-      </w:r>
-      <w:r>
-        <w:t xml:space="preserve">the operating-regime imbalance that separates them: their normal windows sit almost entirely within a single</w:t>
-      </w:r>
-      <w:r>
-        <w:t xml:space="preserve"> </w:t>
-      </w:r>
-      <w:r>
-        <w:t xml:space="preserve">dominant regime, the same reason the A8 overlap is absent. The nearest-component likelihood is a rare-regime</w:t>
+        <w:t xml:space="preserve">It is a rare-regime</w:t>
       </w:r>
       <w:r>
         <w:t xml:space="preserve"> </w:t>
@@ -1092,31 +1080,43 @@
         <w:t xml:space="preserve"> </w:t>
       </w:r>
       <w:r>
-        <w:t xml:space="preserve">property, so its distinctive benefit appears only under a regime imbalance that the public</w:t>
+        <w:t xml:space="preserve">term: its role is to keep a valid window in a sparsely populated regime</w:t>
       </w:r>
       <w:r>
         <w:t xml:space="preserve"> </w:t>
       </w:r>
       <w:r>
-        <w:t xml:space="preserve">testbeds do not contain. We therefore support it with the head-level isolation in Table 6 and the A5 design</w:t>
+        <w:t xml:space="preserve">from being flagged for rarity alone, protecting the false-alarm rate rather than raising the aggregate score,</w:t>
       </w:r>
       <w:r>
         <w:t xml:space="preserve"> </w:t>
       </w:r>
       <w:r>
-        <w:t xml:space="preserve">argument, and we tie the missing stress case to the new benchmark-scale discussion (Section 2.5, Section 7),</w:t>
+        <w:t xml:space="preserve">and on a dataset without such rare-regime false alarms it can sit marginally below the density head alone</w:t>
       </w:r>
       <w:r>
         <w:t xml:space="preserve"> </w:t>
       </w:r>
       <w:r>
-        <w:t xml:space="preserve">which argues that rare-regime behavior surfaces at operational scale. We state this plainly rather than</w:t>
+        <w:t xml:space="preserve">(Table 6, WADI; Section 4.3 ii). Its distinctive benefit over the mixture NLL, and the rare-regime</w:t>
       </w:r>
       <w:r>
         <w:t xml:space="preserve"> </w:t>
       </w:r>
       <w:r>
-        <w:t xml:space="preserve">claim a benefit on data that does not exercise the property.</w:t>
+        <w:t xml:space="preserve">false-positive question, would surface under the operating-regime imbalance sweep you propose. We did not run</w:t>
+      </w:r>
+      <w:r>
+        <w:t xml:space="preserve"> </w:t>
+      </w:r>
+      <w:r>
+        <w:t xml:space="preserve">that imbalance sweep, and we support the head here with the Table 6 head-level isolation and the A5 design</w:t>
+      </w:r>
+      <w:r>
+        <w:t xml:space="preserve"> </w:t>
+      </w:r>
+      <w:r>
+        <w:t xml:space="preserve">argument rather than assert a benefit we did not measure.</w:t>
       </w:r>
     </w:p>
     <w:bookmarkEnd w:id="11"/>
@@ -1169,18 +1169,24 @@
         <w:t xml:space="preserve"> </w:t>
       </w:r>
       <w:r>
-        <w:t xml:space="preserve">wall-clock, per-window inference latency, and host memory for LatAD (global and regime-community) and the</w:t>
+        <w:t xml:space="preserve">wall-clock, per-window inference latency, peak GPU memory, and host memory for LatAD (global and regime-community)</w:t>
       </w:r>
       <w:r>
         <w:t xml:space="preserve"> </w:t>
       </w:r>
       <w:r>
-        <w:t xml:space="preserve">deep baselines, on one shared GPU machine plus a CPU edge proxy. LatAD-global trains in 3.2 / 16 / 3.5 s on</w:t>
+        <w:t xml:space="preserve">and the deep baselines, measured on one Modal A10G GPU (24 GB) plus a Modal 8-vCPU CPU edge proxy, the same</w:t>
       </w:r>
       <w:r>
         <w:t xml:space="preserve"> </w:t>
       </w:r>
       <w:r>
+        <w:t xml:space="preserve">hardware for every method. LatAD-global trains in 3.2 / 16 / 3.5 s on</w:t>
+      </w:r>
+      <w:r>
+        <w:t xml:space="preserve"> </w:t>
+      </w:r>
+      <w:r>
         <w:t xml:space="preserve">WADI / HAI / SWaT, roughly 47 to 72 times faster than TranAD; per-window latency stays within gateway-class</w:t>
       </w:r>
       <w:r>
@@ -1193,13 +1199,19 @@
         <w:t xml:space="preserve"> </w:t>
       </w:r>
       <w:r>
-        <w:t xml:space="preserve">0.6 to 14.6 ms (global), and both configurations run within about 3.5 to 3.9 GB of host memory. The former</w:t>
+        <w:t xml:space="preserve">0.6 to 14.6 ms (global), peak GPU memory is tens of MB (about 20 to 29 MB for LatAD), and both configurations</w:t>
       </w:r>
       <w:r>
         <w:t xml:space="preserve"> </w:t>
       </w:r>
       <w:r>
-        <w:t xml:space="preserve">"no measurements" sentence in the deployment paragraph of Section 7 now points to these numbers.</w:t>
+        <w:t xml:space="preserve">run within about 3.5 to 3.9 GB of host memory. These cost measurements are added in Appendix B and Table B1, and</w:t>
+      </w:r>
+      <w:r>
+        <w:t xml:space="preserve"> </w:t>
+      </w:r>
+      <w:r>
+        <w:t xml:space="preserve">the deployment paragraph in Section 7 is reworded so it no longer denies them.</w:t>
       </w:r>
     </w:p>
     <w:bookmarkEnd w:id="12"/>
@@ -1258,7 +1270,13 @@
         <w:t xml:space="preserve"> </w:t>
       </w:r>
       <w:r>
-        <w:t xml:space="preserve">datasets and to every reported confidence interval and P-value (Sections 6, Table 4, Figure 3). The</w:t>
+        <w:t xml:space="preserve">datasets and to every reported confidence interval and P-value (defined in Section 5.4; results in Section 6,</w:t>
+      </w:r>
+      <w:r>
+        <w:t xml:space="preserve"> </w:t>
+      </w:r>
+      <w:r>
+        <w:t xml:space="preserve">Table 4, Figure 3). The</w:t>
       </w:r>
       <w:r>
         <w:t xml:space="preserve"> </w:t>

--- a/review_round_1/letter_editor.docx
+++ b/review_round_1/letter_editor.docx
@@ -921,7 +921,7 @@
         <w:t xml:space="preserve"> </w:t>
       </w:r>
       <w:r>
-        <w:t xml:space="preserve">construction: on a synthetic 50 percent-overlap positive control that screen rated the regimes as maximally</w:t>
+        <w:t xml:space="preserve">construction: on a synthetic overlap positive control (30 to 2 percent Bayes error) that screen rated the regimes as maximally</w:t>
       </w:r>
       <w:r>
         <w:t xml:space="preserve"> </w:t>
@@ -1300,19 +1300,25 @@
         <w:t xml:space="preserve"> </w:t>
       </w:r>
       <w:r>
-        <w:t xml:space="preserve">0.104], P = 0.007); on WADI the lead over the linear baseline is numerical (+0.020, 95 percent CI [-0.161,</w:t>
+        <w:t xml:space="preserve">0.104], P = 0.007); on WADI LatAD is significantly ahead of every learned detector (the AutoEncoder, USAD,</w:t>
       </w:r>
       <w:r>
         <w:t xml:space="preserve"> </w:t>
       </w:r>
       <w:r>
-        <w:t xml:space="preserve">0.205], P = 0.46 over 8 attack episodes), and we state plainly that WADI is not separable from the linear</w:t>
+        <w:t xml:space="preserve">TranAD, Isolation Forest, and GDN, each cleared at P &lt; 0.05 by the same per-detector episode-block bootstrap),</w:t>
       </w:r>
       <w:r>
         <w:t xml:space="preserve"> </w:t>
       </w:r>
       <w:r>
-        <w:t xml:space="preserve">baseline at that episode count.</w:t>
+        <w:t xml:space="preserve">and ties only the linear baseline (+0.020, 95 percent CI [-0.161, 0.205], P = 0.46 over 8 attack episodes),</w:t>
+      </w:r>
+      <w:r>
+        <w:t xml:space="preserve"> </w:t>
+      </w:r>
+      <w:r>
+        <w:t xml:space="preserve">where we state plainly that WADI is not separable from the linear baseline at that episode count.</w:t>
       </w:r>
     </w:p>
     <w:bookmarkEnd w:id="13"/>

--- a/review_round_1/letter_editor.docx
+++ b/review_round_1/letter_editor.docx
@@ -702,6 +702,139 @@
           <w:i/>
           <w:sz w:val="20"/>
         </w:rPr>
+        <w:t xml:space="preserve">New validated additions.</w:t>
+      </w:r>
+      <w:r>
+        <w:rPr>
+          <w:rFonts w:ascii="Times New Roman" w:hAnsi="Times New Roman"/>
+          <w:b w:val="0"/>
+          <w:i/>
+          <w:sz w:val="20"/>
+        </w:rPr>
+        <w:t xml:space="preserve"> </w:t>
+      </w:r>
+      <w:r>
+        <w:rPr>
+          <w:rFonts w:ascii="Times New Roman" w:hAnsi="Times New Roman"/>
+          <w:b w:val="0"/>
+          <w:i/>
+          <w:sz w:val="20"/>
+        </w:rPr>
+        <w:t xml:space="preserve">A subsystem-localization evaluation is added (new Table 7, Section 7):</w:t>
+      </w:r>
+      <w:r>
+        <w:rPr>
+          <w:rFonts w:ascii="Times New Roman" w:hAnsi="Times New Roman"/>
+          <w:b w:val="0"/>
+          <w:i/>
+          <w:sz w:val="20"/>
+        </w:rPr>
+        <w:t xml:space="preserve"> </w:t>
+      </w:r>
+      <w:r>
+        <w:rPr>
+          <w:rFonts w:ascii="Times New Roman" w:hAnsi="Times New Roman"/>
+          <w:b w:val="0"/>
+          <w:i/>
+          <w:sz w:val="20"/>
+        </w:rPr>
+        <w:t xml:space="preserve">a three-community shortlist ranked by train-normal p-value contains the attacked subsystem in 68 to 79</w:t>
+      </w:r>
+      <w:r>
+        <w:rPr>
+          <w:rFonts w:ascii="Times New Roman" w:hAnsi="Times New Roman"/>
+          <w:b w:val="0"/>
+          <w:i/>
+          <w:sz w:val="20"/>
+        </w:rPr>
+        <w:t xml:space="preserve"> </w:t>
+      </w:r>
+      <w:r>
+        <w:rPr>
+          <w:rFonts w:ascii="Times New Roman" w:hAnsi="Times New Roman"/>
+          <w:b w:val="0"/>
+          <w:i/>
+          <w:sz w:val="20"/>
+        </w:rPr>
+        <w:t xml:space="preserve">percent of HAI and SWaT attacks, against 49 to 56 percent for a random shortlist of the same size. The</w:t>
+      </w:r>
+      <w:r>
+        <w:rPr>
+          <w:rFonts w:ascii="Times New Roman" w:hAnsi="Times New Roman"/>
+          <w:b w:val="0"/>
+          <w:i/>
+          <w:sz w:val="20"/>
+        </w:rPr>
+        <w:t xml:space="preserve"> </w:t>
+      </w:r>
+      <w:r>
+        <w:rPr>
+          <w:rFonts w:ascii="Times New Roman" w:hAnsi="Times New Roman"/>
+          <w:b w:val="0"/>
+          <w:i/>
+          <w:sz w:val="20"/>
+        </w:rPr>
+        <w:t xml:space="preserve">head-level density-versus-reconstruction comparison in Section 7 is sharpened (the single latent-density</w:t>
+      </w:r>
+      <w:r>
+        <w:rPr>
+          <w:rFonts w:ascii="Times New Roman" w:hAnsi="Times New Roman"/>
+          <w:b w:val="0"/>
+          <w:i/>
+          <w:sz w:val="20"/>
+        </w:rPr>
+        <w:t xml:space="preserve"> </w:t>
+      </w:r>
+      <w:r>
+        <w:rPr>
+          <w:rFonts w:ascii="Times New Roman" w:hAnsi="Times New Roman"/>
+          <w:b w:val="0"/>
+          <w:i/>
+          <w:sz w:val="20"/>
+        </w:rPr>
+        <w:t xml:space="preserve">head beats the deep reconstruction detectors USAD and TranAD on the difficult subset of all three plants),</w:t>
+      </w:r>
+      <w:r>
+        <w:rPr>
+          <w:rFonts w:ascii="Times New Roman" w:hAnsi="Times New Roman"/>
+          <w:b w:val="0"/>
+          <w:i/>
+          <w:sz w:val="20"/>
+        </w:rPr>
+        <w:t xml:space="preserve"> </w:t>
+      </w:r>
+      <w:r>
+        <w:rPr>
+          <w:rFonts w:ascii="Times New Roman" w:hAnsi="Times New Roman"/>
+          <w:b w:val="0"/>
+          <w:i/>
+          <w:sz w:val="20"/>
+        </w:rPr>
+        <w:t xml:space="preserve">and the mechanism is illustrated on synthetic data in a new Figure A1.</w:t>
+      </w:r>
+    </w:p>
+    <w:p>
+      <w:pPr>
+        <w:pStyle w:val="Subtitle"/>
+        <w:numPr>
+          <w:ilvl w:val="0"/>
+          <w:numId w:val="1001"/>
+        </w:numPr>
+        <w:spacing w:before="0" w:after="160"/>
+        <w:ind w:left="360" w:hanging="259"/>
+        <w:jc w:val="center"/>
+        <w:keepNext w:val="0"/>
+        <w:keepLines/>
+        <w:widowControl w:val="1"/>
+      </w:pPr>
+      <w:r>
+        <w:rPr>
+          <w:rFonts w:ascii="Times New Roman" w:hAnsi="Times New Roman"/>
+          <w:b w:val="0"/>
+          <w:bCs/>
+          <w:i/>
+          <w:sz w:val="20"/>
+        </w:rPr>
         <w:t xml:space="preserve">Change-marked manuscript.</w:t>
       </w:r>
       <w:r>
@@ -927,13 +1060,13 @@
         <w:t xml:space="preserve"> </w:t>
       </w:r>
       <w:r>
-        <w:t xml:space="preserve">crisp, and it also proved to be a variance-floor artifact of the estimator on SKAB's 400-window sample</w:t>
+        <w:t xml:space="preserve">crisp, and SKAB is the one screened dataset with no close-distinct regime pair at all (a single-loop</w:t>
       </w:r>
       <w:r>
         <w:t xml:space="preserve"> </w:t>
       </w:r>
       <w:r>
-        <w:t xml:space="preserve">(Appendix C, Table C1). Under valid observation-space metrics the A8 precondition (adjacent but distinct</w:t>
+        <w:t xml:space="preserve">400-window rig; Appendix C, Table C1). Under valid observation-space metrics the A8 precondition (adjacent but distinct</w:t>
       </w:r>
       <w:r>
         <w:t xml:space="preserve"> </w:t>
